--- a/docs/user-guides/manuals/user-manual-soc-analyst-tier2.th.docx
+++ b/docs/user-guides/manuals/user-manual-soc-analyst-tier2.th.docx
@@ -1047,7 +1047,7 @@
                 <w:sz w:val="32"/>
                 <w:szCs w:val="32"/>
               </w:rPr>
-              <w:t xml:space="preserve">บนตั๋วที่ถูกส่งต่อ (Escalation) คุณมีทางเลือกเพียง </w:t>
+              <w:t xml:space="preserve">บนตั๋วที่ถูกส่งต่อ (Escalation) คุณตัดสินได้เอง: ปิดเป็น Event (เมื่อไม่ใช่ภัยจริง), ยืนยันเป็น Incident แล้วส่งกลับให้ระดับ 1, หรือ </w:t>
             </w:r>
             <w:r>
               <w:rPr>
@@ -1056,14 +1056,14 @@
                 <w:sz w:val="32"/>
                 <w:szCs w:val="32"/>
               </w:rPr>
-              <w:t xml:space="preserve">2 ทาง</w:t>
+              <w:t xml:space="preserve">ให้เฝ้าระวังก่อน 30 วัน</w:t>
             </w:r>
             <w:r>
               <w:rPr>
                 <w:sz w:val="32"/>
                 <w:szCs w:val="32"/>
               </w:rPr>
-              <w:t xml:space="preserve">: ปิดเป็น Event (เมื่อไม่ใช่ภัยจริง) หรือยืนยันเป็น Incident แล้วส่งกลับให้ระดับ 1 — คุณมอบหมายผู้ดูแลระบบเองไม่ได้</w:t>
+              <w:t xml:space="preserve"> เมื่อยังไม่ชัดว่าเป็น Event หรือ Incident — แต่คุณมอบหมายผู้ดูแลระบบเองไม่ได้</w:t>
             </w:r>
           </w:p>
         </w:tc>
@@ -2273,7 +2273,115 @@
           </w:p>
         </w:tc>
       </w:tr>
+      <w:tr>
+        <w:trPr>
+          <w:cantSplit/>
+        </w:trPr>
+        <w:tc>
+          <w:tcPr>
+            <w:tcW w:type="dxa" w:w="4800"/>
+            <w:shd w:fill="F7F8FA" w:color="auto" w:val="clear"/>
+            <w:tcMar>
+              <w:top w:type="dxa" w:w="70"/>
+              <w:left w:type="dxa" w:w="120"/>
+              <w:bottom w:type="dxa" w:w="70"/>
+              <w:right w:type="dxa" w:w="120"/>
+            </w:tcMar>
+          </w:tcPr>
+          <w:p>
+            <w:pPr>
+              <w:spacing w:after="0"/>
+            </w:pPr>
+            <w:r>
+              <w:rPr>
+                <w:sz w:val="28"/>
+                <w:szCs w:val="28"/>
+              </w:rPr>
+              <w:t xml:space="preserve">ยังไม่ชัดว่าเป็น Event หรือ Incident → เฝ้าระวัง 30 วัน</w:t>
+            </w:r>
+          </w:p>
+        </w:tc>
+        <w:tc>
+          <w:tcPr>
+            <w:tcW w:type="dxa" w:w="4800"/>
+            <w:shd w:fill="F7F8FA" w:color="auto" w:val="clear"/>
+            <w:tcMar>
+              <w:top w:type="dxa" w:w="70"/>
+              <w:left w:type="dxa" w:w="120"/>
+              <w:bottom w:type="dxa" w:w="70"/>
+              <w:right w:type="dxa" w:w="120"/>
+            </w:tcMar>
+          </w:tcPr>
+          <w:p>
+            <w:pPr>
+              <w:spacing w:after="0"/>
+            </w:pPr>
+            <w:r>
+              <w:rPr>
+                <w:sz w:val="32"/>
+                <w:szCs w:val="32"/>
+              </w:rPr>
+              <w:t xml:space="preserve">ส่งกลับให้ระดับ 1 (ผู้เปิดตั๋ว) เฝ้าระวัง แล้วปรากฏใน My Queue พร้อมนับถอยหลัง</w:t>
+            </w:r>
+            <w:r>
+              <w:rPr>
+                <w:b/>
+                <w:bCs/>
+                <w:sz w:val="32"/>
+                <w:szCs w:val="32"/>
+              </w:rPr>
+              <w:t xml:space="preserve"> (เฝ้าระวังได้ครั้งเดียวต่อเคส ไม่รองรับเคสในกลุ่ม Project Incident)</w:t>
+            </w:r>
+          </w:p>
+        </w:tc>
+      </w:tr>
     </w:tbl>
+    <w:p>
+      <w:pPr>
+        <w:spacing w:after="120"/>
+      </w:pPr>
+      <w:r>
+        <w:rPr>
+          <w:sz w:val="32"/>
+          <w:szCs w:val="32"/>
+        </w:rPr>
+        <w:t xml:space="preserve">ปุ่ม </w:t>
+      </w:r>
+      <w:r>
+        <w:rPr>
+          <w:b/>
+          <w:bCs/>
+          <w:color w:val="1F2D3D"/>
+          <w:sz w:val="32"/>
+          <w:szCs w:val="32"/>
+        </w:rPr>
+        <w:t xml:space="preserve">เฝ้าระวัง 30 วัน (ยังไม่ชี้ขาด)</w:t>
+      </w:r>
+      <w:r>
+        <w:rPr>
+          <w:sz w:val="32"/>
+          <w:szCs w:val="32"/>
+        </w:rPr>
+        <w:t xml:space="preserve"> อยู่ในการ์ดเดียวกัน ใต้ปุ่มตัดสินใจ Event/Incident ใช้ </w:t>
+      </w:r>
+      <w:r>
+        <w:rPr>
+          <w:b/>
+          <w:bCs/>
+          <w:color w:val="1F2D3D"/>
+          <w:sz w:val="32"/>
+          <w:szCs w:val="32"/>
+        </w:rPr>
+        <w:t xml:space="preserve">บันทึกการตัดสินใจ</w:t>
+      </w:r>
+      <w:r>
+        <w:rPr>
+          <w:sz w:val="32"/>
+          <w:szCs w:val="32"/>
+        </w:rPr>
+        <w:t xml:space="preserve"> ช่องเดียวกัน หากระดับ 1 ติ๊ก “แนะนำให้เฝ้าระวัง” ตอนเปิดเคส จะมีป้ายแจ้งให้คุณเห็น การเฝ้าระวังจะรีเซ็ตการจัดประเภทเป็น “ยังไม่ระบุ” และเมื่อครบ 30 วันหรือมีเหตุเกิดขึ้น ระดับ 1 จะสรุปเป็น Event หรือ Incident เอง</w:t>
+      </w:r>
+    </w:p>
     <w:tbl>
       <w:tblPr>
         <w:tblW w:type="dxa" w:w="9600"/>
@@ -2329,7 +2437,7 @@
                 <w:sz w:val="32"/>
                 <w:szCs w:val="32"/>
               </w:rPr>
-              <w:t xml:space="preserve">การ์ดการตรวจสอบโดย Tier 2 บนหน้ารายละเอียดตั๋ว</w:t>
+              <w:t xml:space="preserve">การ์ดการตรวจสอบโดย Tier 2 บนหน้ารายละเอียดตั๋ว (มีปุ่มเฝ้าระวัง 30 วัน)</w:t>
             </w:r>
           </w:p>
           <w:p>
@@ -2372,7 +2480,7 @@
           <w:sz w:val="28"/>
           <w:szCs w:val="28"/>
         </w:rPr>
-        <w:t xml:space="preserve">การ์ดการตรวจสอบโดย Tier 2 บนหน้ารายละเอียดตั๋ว</w:t>
+        <w:t xml:space="preserve">การ์ดการตรวจสอบโดย Tier 2 บนหน้ารายละเอียดตั๋ว (มีปุ่มเฝ้าระวัง 30 วัน)</w:t>
       </w:r>
     </w:p>
     <w:p>
@@ -3681,6 +3789,26 @@
           <w:szCs w:val="32"/>
         </w:rPr>
         <w:t xml:space="preserve">หากเป็นเคสที่ถูกส่งต่อ (Escalation) การปรับลดเป็น Event ต้องให้ผู้จัดการ SOC ตรวจสอบก่อนปิด แต่ระหว่างขั้นตอนตรวจรับการควบคุม/การแก้ไข คุณจัดเป็น Event และปิดได้เอง</w:t>
+      </w:r>
+    </w:p>
+    <w:p>
+      <w:pPr>
+        <w:pStyle w:val="Heading3"/>
+      </w:pPr>
+      <w:r>
+        <w:t xml:space="preserve">ควรเลือก “เฝ้าระวัง 30 วัน” เมื่อไร?</w:t>
+      </w:r>
+    </w:p>
+    <w:p>
+      <w:pPr>
+        <w:spacing w:after="120"/>
+      </w:pPr>
+      <w:r>
+        <w:rPr>
+          <w:sz w:val="32"/>
+          <w:szCs w:val="32"/>
+        </w:rPr>
+        <w:t xml:space="preserve">เมื่อเคสที่ถูกส่งต่อยังไม่ชัดว่าเป็นภัยจริงหรือไม่ และยังไม่ควรปิดหรือดำเนินการเต็มรูปแบบ กด “เฝ้าระวัง 30 วัน” เคสจะกลับไปอยู่กับระดับ 1 พร้อมนับถอยหลังในหน้า My Queue เฝ้าระวังได้ครั้งเดียวต่อเคส และใช้กับเคสในกลุ่ม Project Incident ไม่ได้ เมื่อครบกำหนดหรือมีเหตุ ระดับ 1 จะสรุปเป็น Event (ส่งคุณยืนยันปิด) หรือ Incident เอง</w:t>
       </w:r>
     </w:p>
     <w:p>

--- a/docs/user-guides/manuals/user-manual-soc-analyst-tier2.th.docx
+++ b/docs/user-guides/manuals/user-manual-soc-analyst-tier2.th.docx
@@ -181,7 +181,7 @@
           <w:sz w:val="28"/>
           <w:szCs w:val="28"/>
         </w:rPr>
-        <w:t xml:space="preserve">เวอร์ชันระบบ v1.1.0</w:t>
+        <w:t xml:space="preserve">เวอร์ชันระบบ v1.4.0</w:t>
       </w:r>
       <w:r>
         <w:rPr>
@@ -197,7 +197,7 @@
           <w:sz w:val="28"/>
           <w:szCs w:val="28"/>
         </w:rPr>
-        <w:t xml:space="preserve">ปรับปรุงล่าสุด 3 กันยายน 2026</w:t>
+        <w:t xml:space="preserve">ปรับปรุงล่าสุด 10 กันยายน 2026</w:t>
       </w:r>
     </w:p>
     <w:p>
@@ -211,7 +211,7 @@
           <w:sz w:val="28"/>
           <w:szCs w:val="28"/>
         </w:rPr>
-        <w:t xml:space="preserve">คู่มือฉบับที่ 1.0</w:t>
+        <w:t xml:space="preserve">คู่มือฉบับที่ 1.1</w:t>
       </w:r>
     </w:p>
     <w:p>
@@ -2483,6 +2483,204 @@
         <w:t xml:space="preserve">การ์ดการตรวจสอบโดย Tier 2 บนหน้ารายละเอียดตั๋ว (มีปุ่มเฝ้าระวัง 30 วัน)</w:t>
       </w:r>
     </w:p>
+    <w:p>
+      <w:pPr>
+        <w:pStyle w:val="Heading3"/>
+      </w:pPr>
+      <w:r>
+        <w:t xml:space="preserve">5.2.1 เพิ่มเติมตัวบ่งชี้การบุกรุก (IOC)</w:t>
+      </w:r>
+    </w:p>
+    <w:p>
+      <w:pPr>
+        <w:spacing w:after="120"/>
+      </w:pPr>
+      <w:r>
+        <w:rPr>
+          <w:sz w:val="32"/>
+          <w:szCs w:val="32"/>
+        </w:rPr>
+        <w:t xml:space="preserve">การ์ดตรวจสอบและหน้าแก้ไขตั๋วมีหัวข้อ </w:t>
+      </w:r>
+      <w:r>
+        <w:rPr>
+          <w:b/>
+          <w:bCs/>
+          <w:color w:val="1F2D3D"/>
+          <w:sz w:val="32"/>
+          <w:szCs w:val="32"/>
+        </w:rPr>
+        <w:t xml:space="preserve">Indicators of Compromise (IOC)</w:t>
+      </w:r>
+      <w:r>
+        <w:rPr>
+          <w:sz w:val="32"/>
+          <w:szCs w:val="32"/>
+        </w:rPr>
+        <w:t xml:space="preserve"> ที่คุณเติมค่าที่พบระหว่างวิเคราะห์ได้ </w:t>
+      </w:r>
+      <w:r>
+        <w:rPr>
+          <w:b/>
+          <w:bCs/>
+          <w:sz w:val="32"/>
+          <w:szCs w:val="32"/>
+        </w:rPr>
+        <w:t xml:space="preserve">6 ช่องแยกตามประเภท</w:t>
+      </w:r>
+      <w:r>
+        <w:rPr>
+          <w:sz w:val="32"/>
+          <w:szCs w:val="32"/>
+        </w:rPr>
+        <w:t xml:space="preserve"> (File Name, Hash, Domain, IP Address, URL, File Path) แต่ละช่องใส่ได้หลายค่าโดยกด </w:t>
+      </w:r>
+      <w:r>
+        <w:rPr>
+          <w:b/>
+          <w:bCs/>
+          <w:color w:val="1F2D3D"/>
+          <w:sz w:val="32"/>
+          <w:szCs w:val="32"/>
+        </w:rPr>
+        <w:t xml:space="preserve">＋ เพิ่ม / add</w:t>
+      </w:r>
+    </w:p>
+    <w:p>
+      <w:pPr>
+        <w:spacing w:after="120"/>
+      </w:pPr>
+      <w:r>
+        <w:rPr>
+          <w:sz w:val="32"/>
+          <w:szCs w:val="32"/>
+        </w:rPr>
+        <w:t xml:space="preserve">ค่าที่ถอดพิษไว้ เช่น </w:t>
+      </w:r>
+      <w:r>
+        <w:rPr>
+          <w:rFonts w:ascii="Consolas" w:cs="Consolas" w:eastAsia="Consolas" w:hAnsi="Consolas"/>
+          <w:sz w:val="32"/>
+          <w:szCs w:val="32"/>
+        </w:rPr>
+        <w:t xml:space="preserve">79[.]124[.]59[.]146</w:t>
+      </w:r>
+      <w:r>
+        <w:rPr>
+          <w:sz w:val="32"/>
+          <w:szCs w:val="32"/>
+        </w:rPr>
+        <w:t xml:space="preserve"> วางได้เลย ระบบจัดรูปแบบให้เอง ช่อง </w:t>
+      </w:r>
+      <w:r>
+        <w:rPr>
+          <w:b/>
+          <w:bCs/>
+          <w:color w:val="1F2D3D"/>
+          <w:sz w:val="32"/>
+          <w:szCs w:val="32"/>
+        </w:rPr>
+        <w:t xml:space="preserve">IP Address</w:t>
+      </w:r>
+      <w:r>
+        <w:rPr>
+          <w:sz w:val="32"/>
+          <w:szCs w:val="32"/>
+        </w:rPr>
+        <w:t xml:space="preserve"> ของตั๋วก็รับได้หลายค่าเช่นกัน</w:t>
+      </w:r>
+    </w:p>
+    <w:tbl>
+      <w:tblPr>
+        <w:tblW w:type="dxa" w:w="9600"/>
+        <w:tblBorders>
+          <w:top w:val="single" w:color="EAF1FB" w:sz="2"/>
+          <w:left w:val="single" w:color="245EA8" w:sz="28"/>
+          <w:bottom w:val="single" w:color="EAF1FB" w:sz="2"/>
+          <w:right w:val="single" w:color="EAF1FB" w:sz="2"/>
+          <w:insideH w:val="single" w:color="auto" w:sz="4"/>
+          <w:insideV w:val="single" w:color="auto" w:sz="4"/>
+        </w:tblBorders>
+      </w:tblPr>
+      <w:tblGrid>
+        <w:gridCol w:w="9600"/>
+      </w:tblGrid>
+      <w:tr>
+        <w:tc>
+          <w:tcPr>
+            <w:tcW w:type="dxa" w:w="9600"/>
+            <w:shd w:fill="EAF1FB" w:color="auto" w:val="clear"/>
+            <w:tcMar>
+              <w:top w:type="dxa" w:w="140"/>
+              <w:left w:type="dxa" w:w="200"/>
+              <w:bottom w:type="dxa" w:w="140"/>
+              <w:right w:type="dxa" w:w="200"/>
+            </w:tcMar>
+          </w:tcPr>
+          <w:p>
+            <w:pPr>
+              <w:spacing w:after="60"/>
+            </w:pPr>
+            <w:r>
+              <w:rPr>
+                <w:b/>
+                <w:bCs/>
+                <w:color w:val="245EA8"/>
+                <w:sz w:val="30"/>
+                <w:szCs w:val="30"/>
+              </w:rPr>
+              <w:t xml:space="preserve">เคล็ดลับ</w:t>
+            </w:r>
+          </w:p>
+          <w:p>
+            <w:pPr>
+              <w:spacing w:after="0"/>
+            </w:pPr>
+            <w:r>
+              <w:rPr>
+                <w:sz w:val="32"/>
+                <w:szCs w:val="32"/>
+              </w:rPr>
+              <w:t xml:space="preserve">ค่าที่คุณเติมจะเข้าสู่ </w:t>
+            </w:r>
+            <w:r>
+              <w:rPr>
+                <w:b/>
+                <w:bCs/>
+                <w:color w:val="245EA8"/>
+                <w:sz w:val="32"/>
+                <w:szCs w:val="32"/>
+              </w:rPr>
+              <w:t xml:space="preserve">IOC Search</w:t>
+            </w:r>
+            <w:r>
+              <w:rPr>
+                <w:sz w:val="32"/>
+                <w:szCs w:val="32"/>
+              </w:rPr>
+              <w:t xml:space="preserve"> ประวัติการแก้ไข รายงานเหตุการณ์ และ </w:t>
+            </w:r>
+            <w:r>
+              <w:rPr>
+                <w:b/>
+                <w:bCs/>
+                <w:color w:val="245EA8"/>
+                <w:sz w:val="32"/>
+                <w:szCs w:val="32"/>
+              </w:rPr>
+              <w:t xml:space="preserve">IOC Database</w:t>
+            </w:r>
+            <w:r>
+              <w:rPr>
+                <w:sz w:val="32"/>
+                <w:szCs w:val="32"/>
+              </w:rPr>
+              <w:t xml:space="preserve"> ที่ทีมพิสูจน์หลักฐานใช้ตรวจสอบต่อ — เคสที่เชื่อมโยงกันจึงถูกค้นเจอด้วยค่าเดียวกันได้</w:t>
+            </w:r>
+          </w:p>
+        </w:tc>
+      </w:tr>
+    </w:tbl>
     <w:p>
       <w:pPr>
         <w:pStyle w:val="Heading2"/>

--- a/docs/user-guides/manuals/user-manual-soc-analyst-tier2.th.docx
+++ b/docs/user-guides/manuals/user-manual-soc-analyst-tier2.th.docx
@@ -181,7 +181,7 @@
           <w:sz w:val="28"/>
           <w:szCs w:val="28"/>
         </w:rPr>
-        <w:t xml:space="preserve">เวอร์ชันระบบ v1.4.0</w:t>
+        <w:t xml:space="preserve">เวอร์ชันระบบ v1.5.0</w:t>
       </w:r>
       <w:r>
         <w:rPr>
@@ -197,7 +197,7 @@
           <w:sz w:val="28"/>
           <w:szCs w:val="28"/>
         </w:rPr>
-        <w:t xml:space="preserve">ปรับปรุงล่าสุด 10 กันยายน 2026</w:t>
+        <w:t xml:space="preserve">ปรับปรุงล่าสุด 11 กันยายน 2026</w:t>
       </w:r>
     </w:p>
     <w:p>
@@ -2994,6 +2994,148 @@
     </w:tbl>
     <w:p>
       <w:pPr>
+        <w:pStyle w:val="Heading3"/>
+      </w:pPr>
+      <w:r>
+        <w:t xml:space="preserve">5.3.1 รายการตรวจสอบการแก้ไข — Section 8 (เพิ่ม v1.5.0)</w:t>
+      </w:r>
+    </w:p>
+    <w:p>
+      <w:pPr>
+        <w:spacing w:after="120"/>
+      </w:pPr>
+      <w:r>
+        <w:rPr>
+          <w:sz w:val="32"/>
+          <w:szCs w:val="32"/>
+        </w:rPr>
+        <w:t xml:space="preserve">ระหว่างการตรวจรับ — ทั้ง</w:t>
+      </w:r>
+      <w:r>
+        <w:rPr>
+          <w:b/>
+          <w:bCs/>
+          <w:sz w:val="32"/>
+          <w:szCs w:val="32"/>
+        </w:rPr>
+        <w:t xml:space="preserve">เลนผู้ดูแลระบบที่ขั้นนี้</w:t>
+      </w:r>
+      <w:r>
+        <w:rPr>
+          <w:sz w:val="32"/>
+          <w:szCs w:val="32"/>
+        </w:rPr>
+        <w:t xml:space="preserve"> และ</w:t>
+      </w:r>
+      <w:r>
+        <w:rPr>
+          <w:b/>
+          <w:bCs/>
+          <w:sz w:val="32"/>
+          <w:szCs w:val="32"/>
+        </w:rPr>
+        <w:t xml:space="preserve">เลนเจ้าของระบบในข้อ 5.4</w:t>
+      </w:r>
+      <w:r>
+        <w:rPr>
+          <w:sz w:val="32"/>
+          <w:szCs w:val="32"/>
+        </w:rPr>
+        <w:t xml:space="preserve"> — การ์ดจะมี </w:t>
+      </w:r>
+      <w:r>
+        <w:rPr>
+          <w:b/>
+          <w:bCs/>
+          <w:sz w:val="32"/>
+          <w:szCs w:val="32"/>
+        </w:rPr>
+        <w:t xml:space="preserve">รายการตรวจสอบการแก้ไขมาตรฐาน 15 ข้อ</w:t>
+      </w:r>
+      <w:r>
+        <w:rPr>
+          <w:sz w:val="32"/>
+          <w:szCs w:val="32"/>
+        </w:rPr>
+        <w:t xml:space="preserve"> พร้อมช่อง </w:t>
+      </w:r>
+      <w:r>
+        <w:rPr>
+          <w:b/>
+          <w:bCs/>
+          <w:color w:val="1F2D3D"/>
+          <w:sz w:val="32"/>
+          <w:szCs w:val="32"/>
+        </w:rPr>
+        <w:t xml:space="preserve">อื่นๆ ระบุ</w:t>
+      </w:r>
+      <w:r>
+        <w:rPr>
+          <w:sz w:val="32"/>
+          <w:szCs w:val="32"/>
+        </w:rPr>
+        <w:t xml:space="preserve"> ให้คุณ (Tier 2) ติ๊กยืนยันสิ่งที่ตรวจแล้ว ทุกการติ๊กถูกบันทึกในประวัติของตั๋วว่าใครติ๊กเมื่อใด</w:t>
+      </w:r>
+    </w:p>
+    <w:tbl>
+      <w:tblPr>
+        <w:tblW w:type="dxa" w:w="9600"/>
+        <w:tblBorders>
+          <w:top w:val="single" w:color="EAF1FB" w:sz="2"/>
+          <w:left w:val="single" w:color="245EA8" w:sz="28"/>
+          <w:bottom w:val="single" w:color="EAF1FB" w:sz="2"/>
+          <w:right w:val="single" w:color="EAF1FB" w:sz="2"/>
+          <w:insideH w:val="single" w:color="auto" w:sz="4"/>
+          <w:insideV w:val="single" w:color="auto" w:sz="4"/>
+        </w:tblBorders>
+      </w:tblPr>
+      <w:tblGrid>
+        <w:gridCol w:w="9600"/>
+      </w:tblGrid>
+      <w:tr>
+        <w:tc>
+          <w:tcPr>
+            <w:tcW w:type="dxa" w:w="9600"/>
+            <w:shd w:fill="EAF1FB" w:color="auto" w:val="clear"/>
+            <w:tcMar>
+              <w:top w:type="dxa" w:w="140"/>
+              <w:left w:type="dxa" w:w="200"/>
+              <w:bottom w:type="dxa" w:w="140"/>
+              <w:right w:type="dxa" w:w="200"/>
+            </w:tcMar>
+          </w:tcPr>
+          <w:p>
+            <w:pPr>
+              <w:spacing w:after="60"/>
+            </w:pPr>
+            <w:r>
+              <w:rPr>
+                <w:b/>
+                <w:bCs/>
+                <w:color w:val="245EA8"/>
+                <w:sz w:val="30"/>
+                <w:szCs w:val="30"/>
+              </w:rPr>
+              <w:t xml:space="preserve">เคล็ดลับ</w:t>
+            </w:r>
+          </w:p>
+          <w:p>
+            <w:pPr>
+              <w:spacing w:after="0"/>
+            </w:pPr>
+            <w:r>
+              <w:rPr>
+                <w:sz w:val="32"/>
+                <w:szCs w:val="32"/>
+              </w:rPr>
+              <w:t xml:space="preserve">ระบบเก็บรายการติ๊กตามลำดับมาตรฐาน การบันทึกซ้ำด้วยตัวเลือกเดิมจะไม่สร้างประวัติซ้ำโดยไม่จำเป็น และช่อง “อื่นๆ ระบุ” จะถือว่าติ๊กเมื่อมีข้อความ</w:t>
+            </w:r>
+          </w:p>
+        </w:tc>
+      </w:tr>
+    </w:tbl>
+    <w:p>
+      <w:pPr>
         <w:pStyle w:val="Heading2"/>
       </w:pPr>
       <w:r>
@@ -3170,6 +3312,210 @@
         <w:t xml:space="preserve">เมื่อคุณตัดสินว่าการควบคุมเสร็จสมบูรณ์ (ไม่ว่าจะส่งผู้จัดการต่อหรือปิดเอง) ระบบบันทึกชื่อคุณเป็นผู้ตรวจสอบ (Verified) และเวลาโดยอัตโนมัติ บันทึกได้ครั้งเดียว เขียนทับไม่ได้ คุณไม่ต้องกดปุ่มลงนามแยก</w:t>
       </w:r>
     </w:p>
+    <w:p>
+      <w:pPr>
+        <w:pStyle w:val="Heading2"/>
+      </w:pPr>
+      <w:r>
+        <w:t xml:space="preserve">5.6 ดูตัวอย่างไฟล์แนบ (เพิ่ม v1.5.0)</w:t>
+      </w:r>
+    </w:p>
+    <w:p>
+      <w:pPr>
+        <w:spacing w:after="120"/>
+      </w:pPr>
+      <w:r>
+        <w:rPr>
+          <w:sz w:val="32"/>
+          <w:szCs w:val="32"/>
+        </w:rPr>
+        <w:t xml:space="preserve">ไฟล์แนบที่เป็น </w:t>
+      </w:r>
+      <w:r>
+        <w:rPr>
+          <w:b/>
+          <w:bCs/>
+          <w:sz w:val="32"/>
+          <w:szCs w:val="32"/>
+        </w:rPr>
+        <w:t xml:space="preserve">รูปภาพ</w:t>
+      </w:r>
+      <w:r>
+        <w:rPr>
+          <w:sz w:val="32"/>
+          <w:szCs w:val="32"/>
+        </w:rPr>
+        <w:t xml:space="preserve"> และ </w:t>
+      </w:r>
+      <w:r>
+        <w:rPr>
+          <w:b/>
+          <w:bCs/>
+          <w:sz w:val="32"/>
+          <w:szCs w:val="32"/>
+        </w:rPr>
+        <w:t xml:space="preserve">ข้อความ/log/CSV</w:t>
+      </w:r>
+      <w:r>
+        <w:rPr>
+          <w:sz w:val="32"/>
+          <w:szCs w:val="32"/>
+        </w:rPr>
+        <w:t xml:space="preserve"> มีลิงก์ </w:t>
+      </w:r>
+      <w:r>
+        <w:rPr>
+          <w:b/>
+          <w:bCs/>
+          <w:color w:val="1F2D3D"/>
+          <w:sz w:val="32"/>
+          <w:szCs w:val="32"/>
+        </w:rPr>
+        <w:t xml:space="preserve">ดูตัวอย่าง</w:t>
+      </w:r>
+      <w:r>
+        <w:rPr>
+          <w:sz w:val="32"/>
+          <w:szCs w:val="32"/>
+        </w:rPr>
+        <w:t xml:space="preserve"> เปิดดูในแท็บใหม่ได้โดยไม่ต้องดาวน์โหลด — รูปภาพถูกแปลงใหม่เพื่อความปลอดภัย, ข้อความแสดงแบบ escape, และ CSV/TSV แสดงเป็นตาราง ไฟล์ประเภทอื่นยังเป็นการดาวน์โหลดเท่านั้น และทุกกรณีผ่านการตรวจสิทธิ์ก่อน</w:t>
+      </w:r>
+    </w:p>
+    <w:p>
+      <w:pPr>
+        <w:pStyle w:val="Heading2"/>
+      </w:pPr>
+      <w:r>
+        <w:t xml:space="preserve">5.7 ยื่นคำขอยกเลิกตั๋ว (เพิ่ม v1.5.0)</w:t>
+      </w:r>
+    </w:p>
+    <w:p>
+      <w:pPr>
+        <w:spacing w:after="120"/>
+      </w:pPr>
+      <w:r>
+        <w:rPr>
+          <w:sz w:val="32"/>
+          <w:szCs w:val="32"/>
+        </w:rPr>
+        <w:t xml:space="preserve">หากพบว่าตั๋วเป็น </w:t>
+      </w:r>
+      <w:r>
+        <w:rPr>
+          <w:b/>
+          <w:bCs/>
+          <w:sz w:val="32"/>
+          <w:szCs w:val="32"/>
+        </w:rPr>
+        <w:t xml:space="preserve">รายการซ้ำ</w:t>
+      </w:r>
+      <w:r>
+        <w:rPr>
+          <w:sz w:val="32"/>
+          <w:szCs w:val="32"/>
+        </w:rPr>
+        <w:t xml:space="preserve"> หรือ </w:t>
+      </w:r>
+      <w:r>
+        <w:rPr>
+          <w:b/>
+          <w:bCs/>
+          <w:sz w:val="32"/>
+          <w:szCs w:val="32"/>
+        </w:rPr>
+        <w:t xml:space="preserve">เปิดผิด</w:t>
+      </w:r>
+      <w:r>
+        <w:rPr>
+          <w:sz w:val="32"/>
+          <w:szCs w:val="32"/>
+        </w:rPr>
+        <w:t xml:space="preserve"> คุณในฐานะผู้ถือขั้นตอนสามารถ </w:t>
+      </w:r>
+      <w:r>
+        <w:rPr>
+          <w:b/>
+          <w:bCs/>
+          <w:color w:val="1F2D3D"/>
+          <w:sz w:val="32"/>
+          <w:szCs w:val="32"/>
+        </w:rPr>
+        <w:t xml:space="preserve">ยื่นคำขอยกเลิก</w:t>
+      </w:r>
+      <w:r>
+        <w:rPr>
+          <w:sz w:val="32"/>
+          <w:szCs w:val="32"/>
+        </w:rPr>
+        <w:t xml:space="preserve"> ได้จากการ์ดยกเลิกบนหน้ารายละเอียดตั๋ว โดยเลือกเหตุผล (รายการซ้ำ / สร้างรายการผิด / เหตุผลอื่น) และกรอกคำอธิบาย จากนั้น </w:t>
+      </w:r>
+      <w:r>
+        <w:rPr>
+          <w:b/>
+          <w:bCs/>
+          <w:sz w:val="32"/>
+          <w:szCs w:val="32"/>
+        </w:rPr>
+        <w:t xml:space="preserve">ผู้จัดการ SOC เป็นผู้อนุมัติหรือปฏิเสธ</w:t>
+      </w:r>
+    </w:p>
+    <w:tbl>
+      <w:tblPr>
+        <w:tblW w:type="dxa" w:w="9600"/>
+        <w:tblBorders>
+          <w:top w:val="single" w:color="F1F3F6" w:sz="2"/>
+          <w:left w:val="single" w:color="6C7888" w:sz="28"/>
+          <w:bottom w:val="single" w:color="F1F3F6" w:sz="2"/>
+          <w:right w:val="single" w:color="F1F3F6" w:sz="2"/>
+          <w:insideH w:val="single" w:color="auto" w:sz="4"/>
+          <w:insideV w:val="single" w:color="auto" w:sz="4"/>
+        </w:tblBorders>
+      </w:tblPr>
+      <w:tblGrid>
+        <w:gridCol w:w="9600"/>
+      </w:tblGrid>
+      <w:tr>
+        <w:tc>
+          <w:tcPr>
+            <w:tcW w:type="dxa" w:w="9600"/>
+            <w:shd w:fill="F1F3F6" w:color="auto" w:val="clear"/>
+            <w:tcMar>
+              <w:top w:type="dxa" w:w="140"/>
+              <w:left w:type="dxa" w:w="200"/>
+              <w:bottom w:type="dxa" w:w="140"/>
+              <w:right w:type="dxa" w:w="200"/>
+            </w:tcMar>
+          </w:tcPr>
+          <w:p>
+            <w:pPr>
+              <w:spacing w:after="60"/>
+            </w:pPr>
+            <w:r>
+              <w:rPr>
+                <w:b/>
+                <w:bCs/>
+                <w:color w:val="6C7888"/>
+                <w:sz w:val="30"/>
+                <w:szCs w:val="30"/>
+              </w:rPr>
+              <w:t xml:space="preserve">สิ่งที่ต้องจำ</w:t>
+            </w:r>
+          </w:p>
+          <w:p>
+            <w:pPr>
+              <w:spacing w:after="0"/>
+            </w:pPr>
+            <w:r>
+              <w:rPr>
+                <w:sz w:val="32"/>
+                <w:szCs w:val="32"/>
+              </w:rPr>
+              <w:t xml:space="preserve">คำขอยกเลิกที่ค้างอยู่ไม่หยุดนาฬิกา OLA และไม่เลื่อนสถานะ งานยังเดินต่อได้ตามปกติ มีคำขอค้างได้ครั้งละหนึ่งรายการ และผู้ยื่นถอนคำขอเองได้</w:t>
+            </w:r>
+          </w:p>
+        </w:tc>
+      </w:tr>
+    </w:tbl>
     <w:p>
       <w:pPr>
         <w:pStyle w:val="Heading1"/>
